--- a/Архитектруа вычислительных систем.docx
+++ b/Архитектруа вычислительных систем.docx
@@ -77,44 +77,88 @@
           <w:shd w:val="clear" w:color="auto" w:fill="FCFAF8"/>
           <w:lang w:eastAsia="ru-RU"/>
         </w:rPr>
-        <w:t>Архитектура вычислительных систем — это совокупность принципов построения компьютеров, их структуры, организации работы и взаимодействия основных компонентов. Проще говоря, архитектура определяет, из каких частей состоит вычислительная система, как эти части связаны между собой и каким образом происходит обработка информации. От архитектуры напрямую зависит производительность, надёжность и эффективность работы компьютера.</w:t>
-      </w:r>
-    </w:p>
-    <w:p>
-      <w:pPr>
-        <w:spacing w:after="0" w:line="240" w:lineRule="auto"/>
-        <w:rPr>
-          <w:rFonts w:ascii="Times New Roman" w:eastAsia="Times New Roman" w:hAnsi="Times New Roman" w:cs="Times New Roman"/>
-          <w:color w:val="2E2B29"/>
-          <w:sz w:val="24"/>
-          <w:szCs w:val="24"/>
-          <w:shd w:val="clear" w:color="auto" w:fill="FCFAF8"/>
-          <w:lang w:eastAsia="ru-RU"/>
-        </w:rPr>
-      </w:pPr>
-    </w:p>
-    <w:p>
-      <w:pPr>
-        <w:spacing w:after="0" w:line="240" w:lineRule="auto"/>
-        <w:rPr>
-          <w:rFonts w:ascii="Times New Roman" w:eastAsia="Times New Roman" w:hAnsi="Times New Roman" w:cs="Times New Roman"/>
-          <w:color w:val="2E2B29"/>
-          <w:sz w:val="24"/>
-          <w:szCs w:val="24"/>
-          <w:shd w:val="clear" w:color="auto" w:fill="FCFAF8"/>
-          <w:lang w:eastAsia="ru-RU"/>
-        </w:rPr>
-      </w:pPr>
-      <w:r>
-        <w:rPr>
-          <w:rFonts w:ascii="Times New Roman" w:eastAsia="Times New Roman" w:hAnsi="Times New Roman" w:cs="Times New Roman"/>
-          <w:color w:val="2E2B29"/>
-          <w:sz w:val="24"/>
-          <w:szCs w:val="24"/>
-          <w:shd w:val="clear" w:color="auto" w:fill="FCFAF8"/>
-          <w:lang w:eastAsia="ru-RU"/>
-        </w:rPr>
-        <w:t>Основу любой вычислительной системы составляют центральный процессор, оперативная память, устройства ввода и вывода информации, а также устройства хранения данных. Одной из самых известных является архитектура фон Неймана. Её главная особенность заключается в том, что данные и программы хранятся в одной и той же памяти, а процессор последовательно считывает и выполняет команды. Эта архитектура стала основой для большинства современных компьютеров. Однако её недостатком считается так называемое «узкое место фон Неймана» — ограниченная пропускная способность между процессором и памятью.</w:t>
+        <w:t>Арх</w:t>
+      </w:r>
+      <w:r>
+        <w:rPr>
+          <w:rFonts w:ascii="Times New Roman" w:eastAsia="Times New Roman" w:hAnsi="Times New Roman" w:cs="Times New Roman"/>
+          <w:color w:val="2E2B29"/>
+          <w:sz w:val="24"/>
+          <w:szCs w:val="24"/>
+          <w:shd w:val="clear" w:color="auto" w:fill="FCFAF8"/>
+          <w:lang w:eastAsia="ru-RU"/>
+        </w:rPr>
+        <w:t>итектура вычислительных систем -</w:t>
+      </w:r>
+      <w:r>
+        <w:rPr>
+          <w:rFonts w:ascii="Times New Roman" w:eastAsia="Times New Roman" w:hAnsi="Times New Roman" w:cs="Times New Roman"/>
+          <w:color w:val="2E2B29"/>
+          <w:sz w:val="24"/>
+          <w:szCs w:val="24"/>
+          <w:shd w:val="clear" w:color="auto" w:fill="FCFAF8"/>
+          <w:lang w:eastAsia="ru-RU"/>
+        </w:rPr>
+        <w:t xml:space="preserve"> это совокупность принципов построения компьютеров, их структуры, организации работы и взаимодействия основных компонентов. Проще говоря, архитектура определяет, из каких частей состоит вычислительная система, как эти части связаны между собой и каким образом происходит обработка информации. От архитектуры напрямую зависит производительность, надёжность и эффективность работы компьютера.</w:t>
+      </w:r>
+    </w:p>
+    <w:p>
+      <w:pPr>
+        <w:spacing w:after="0" w:line="240" w:lineRule="auto"/>
+        <w:rPr>
+          <w:rFonts w:ascii="Times New Roman" w:eastAsia="Times New Roman" w:hAnsi="Times New Roman" w:cs="Times New Roman"/>
+          <w:color w:val="2E2B29"/>
+          <w:sz w:val="24"/>
+          <w:szCs w:val="24"/>
+          <w:shd w:val="clear" w:color="auto" w:fill="FCFAF8"/>
+          <w:lang w:eastAsia="ru-RU"/>
+        </w:rPr>
+      </w:pPr>
+    </w:p>
+    <w:p>
+      <w:pPr>
+        <w:spacing w:after="0" w:line="240" w:lineRule="auto"/>
+        <w:rPr>
+          <w:rFonts w:ascii="Times New Roman" w:eastAsia="Times New Roman" w:hAnsi="Times New Roman" w:cs="Times New Roman"/>
+          <w:color w:val="2E2B29"/>
+          <w:sz w:val="24"/>
+          <w:szCs w:val="24"/>
+          <w:shd w:val="clear" w:color="auto" w:fill="FCFAF8"/>
+          <w:lang w:eastAsia="ru-RU"/>
+        </w:rPr>
+      </w:pPr>
+      <w:r>
+        <w:rPr>
+          <w:rFonts w:ascii="Times New Roman" w:eastAsia="Times New Roman" w:hAnsi="Times New Roman" w:cs="Times New Roman"/>
+          <w:color w:val="2E2B29"/>
+          <w:sz w:val="24"/>
+          <w:szCs w:val="24"/>
+          <w:shd w:val="clear" w:color="auto" w:fill="FCFAF8"/>
+          <w:lang w:eastAsia="ru-RU"/>
+        </w:rPr>
+        <w:t>Основу любой вычислительной системы составляют центральный процессор, оперативная память, устройства ввода и вывода информации, а также устройства хранения данных. Одной из самых известных является архитектура фон Неймана. Её главная особенность заключается в том, что данные и программы хранятся в одной и той же памяти, а процессор последовательно считывает и выполняет команды. Эта архитектура стала основой для большинства современных компьютеров. Однако её недостатком считается так называ</w:t>
+      </w:r>
+      <w:r>
+        <w:rPr>
+          <w:rFonts w:ascii="Times New Roman" w:eastAsia="Times New Roman" w:hAnsi="Times New Roman" w:cs="Times New Roman"/>
+          <w:color w:val="2E2B29"/>
+          <w:sz w:val="24"/>
+          <w:szCs w:val="24"/>
+          <w:shd w:val="clear" w:color="auto" w:fill="FCFAF8"/>
+          <w:lang w:eastAsia="ru-RU"/>
+        </w:rPr>
+        <w:t>емое «узкое место фон Неймана» -</w:t>
+      </w:r>
+      <w:r>
+        <w:rPr>
+          <w:rFonts w:ascii="Times New Roman" w:eastAsia="Times New Roman" w:hAnsi="Times New Roman" w:cs="Times New Roman"/>
+          <w:color w:val="2E2B29"/>
+          <w:sz w:val="24"/>
+          <w:szCs w:val="24"/>
+          <w:shd w:val="clear" w:color="auto" w:fill="FCFAF8"/>
+          <w:lang w:eastAsia="ru-RU"/>
+        </w:rPr>
+        <w:t xml:space="preserve"> ограниченная пропускная способность между процессором и памятью.</w:t>
       </w:r>
     </w:p>
     <w:p>
@@ -317,7 +361,7 @@
     </w:p>
     <w:p>
       <w:pPr>
-        <w:ind w:left="1417" w:right="1417"/>
+        <w:jc w:val="both"/>
         <w:rPr>
           <w:rFonts w:ascii="Times New Roman" w:hAnsi="Times New Roman" w:cs="Times New Roman"/>
         </w:rPr>
@@ -388,6 +432,15 @@
           </wp:inline>
         </w:drawing>
       </w:r>
+      <w:r>
+        <w:rPr>
+          <w:rFonts w:ascii="Times New Roman" w:eastAsia="Times New Roman" w:hAnsi="Times New Roman" w:cs="Times New Roman"/>
+          <w:color w:val="2E2B29"/>
+          <w:shd w:val="clear" w:color="auto" w:fill="FCFAF8"/>
+          <w:lang w:eastAsia="ru-RU"/>
+        </w:rPr>
+        <w:t xml:space="preserve">различных </w:t>
+      </w:r>
       <w:bookmarkStart w:id="0" w:name="_GoBack"/>
       <w:bookmarkEnd w:id="0"/>
       <w:r>
@@ -397,7 +450,7 @@
           <w:shd w:val="clear" w:color="auto" w:fill="FCFAF8"/>
           <w:lang w:eastAsia="ru-RU"/>
         </w:rPr>
-        <w:t>различных сферах деятельности.</w:t>
+        <w:t>сферах деятельности.</w:t>
       </w:r>
     </w:p>
     <w:sectPr>
@@ -1100,7 +1153,7 @@
 </file>
 
 <file path=customXml/itemProps1.xml><?xml version="1.0" encoding="utf-8"?>
-<ds:datastoreItem xmlns:ds="http://schemas.openxmlformats.org/officeDocument/2006/customXml" ds:itemID="{6F34A452-A929-458C-A536-7141CC2358A0}">
+<ds:datastoreItem xmlns:ds="http://schemas.openxmlformats.org/officeDocument/2006/customXml" ds:itemID="{71F81403-00D0-4F77-91E5-7209129C0F02}">
   <ds:schemaRefs>
     <ds:schemaRef ds:uri="http://schemas.openxmlformats.org/officeDocument/2006/bibliography"/>
   </ds:schemaRefs>
